--- a/docs/template.docx
+++ b/docs/template.docx
@@ -1155,7 +1155,7 @@
     <w:basedOn w:val="CaptionChar"/>
     <w:link w:val="SourceCode"/>
     <w:rPr>
-      <w:rFonts w:ascii="Consolas" w:hAnsi="Consolas"/>
+      <w:rFonts w:ascii="Noto Sans Mono" w:hAnsi="Noto Sans Mono"/>
       <w:sz w:val="22"/>
     </w:rPr>
   </w:style>
@@ -1204,7 +1204,7 @@
     <w:name w:val="KeywordTok"/>
     <w:basedOn w:val="VerbatimChar"/>
     <w:rPr>
-      <w:rFonts w:ascii="Consolas" w:hAnsi="Consolas"/>
+      <w:rFonts w:ascii="Noto Sans Mono" w:hAnsi="Noto Sans Mono"/>
       <w:b/>
       <w:color w:val="003B4F"/>
       <w:sz w:val="22"/>
@@ -1215,7 +1215,7 @@
     <w:name w:val="DataTypeTok"/>
     <w:basedOn w:val="VerbatimChar"/>
     <w:rPr>
-      <w:rFonts w:ascii="Consolas" w:hAnsi="Consolas"/>
+      <w:rFonts w:ascii="Noto Sans Mono" w:hAnsi="Noto Sans Mono"/>
       <w:color w:val="AD0000"/>
       <w:sz w:val="22"/>
       <w:shd w:val="clear" w:color="auto" w:fill="F1F3F5"/>
@@ -1225,7 +1225,7 @@
     <w:name w:val="DecValTok"/>
     <w:basedOn w:val="VerbatimChar"/>
     <w:rPr>
-      <w:rFonts w:ascii="Consolas" w:hAnsi="Consolas"/>
+      <w:rFonts w:ascii="Noto Sans Mono" w:hAnsi="Noto Sans Mono"/>
       <w:color w:val="AD0000"/>
       <w:sz w:val="22"/>
       <w:shd w:val="clear" w:color="auto" w:fill="F1F3F5"/>
@@ -1235,7 +1235,7 @@
     <w:name w:val="BaseNTok"/>
     <w:basedOn w:val="VerbatimChar"/>
     <w:rPr>
-      <w:rFonts w:ascii="Consolas" w:hAnsi="Consolas"/>
+      <w:rFonts w:ascii="Noto Sans Mono" w:hAnsi="Noto Sans Mono"/>
       <w:color w:val="AD0000"/>
       <w:sz w:val="22"/>
       <w:shd w:val="clear" w:color="auto" w:fill="F1F3F5"/>
@@ -1245,7 +1245,7 @@
     <w:name w:val="FloatTok"/>
     <w:basedOn w:val="VerbatimChar"/>
     <w:rPr>
-      <w:rFonts w:ascii="Consolas" w:hAnsi="Consolas"/>
+      <w:rFonts w:ascii="Noto Sans Mono" w:hAnsi="Noto Sans Mono"/>
       <w:color w:val="AD0000"/>
       <w:sz w:val="22"/>
       <w:shd w:val="clear" w:color="auto" w:fill="F1F3F5"/>
@@ -1255,7 +1255,7 @@
     <w:name w:val="ConstantTok"/>
     <w:basedOn w:val="VerbatimChar"/>
     <w:rPr>
-      <w:rFonts w:ascii="Consolas" w:hAnsi="Consolas"/>
+      <w:rFonts w:ascii="Noto Sans Mono" w:hAnsi="Noto Sans Mono"/>
       <w:color w:val="8F5902"/>
       <w:sz w:val="22"/>
       <w:shd w:val="clear" w:color="auto" w:fill="F1F3F5"/>
@@ -1265,7 +1265,7 @@
     <w:name w:val="CharTok"/>
     <w:basedOn w:val="VerbatimChar"/>
     <w:rPr>
-      <w:rFonts w:ascii="Consolas" w:hAnsi="Consolas"/>
+      <w:rFonts w:ascii="Noto Sans Mono" w:hAnsi="Noto Sans Mono"/>
       <w:color w:val="20794D"/>
       <w:sz w:val="22"/>
       <w:shd w:val="clear" w:color="auto" w:fill="F1F3F5"/>
@@ -1275,7 +1275,7 @@
     <w:name w:val="SpecialCharTok"/>
     <w:basedOn w:val="VerbatimChar"/>
     <w:rPr>
-      <w:rFonts w:ascii="Consolas" w:hAnsi="Consolas"/>
+      <w:rFonts w:ascii="Noto Sans Mono" w:hAnsi="Noto Sans Mono"/>
       <w:color w:val="5E5E5E"/>
       <w:sz w:val="22"/>
       <w:shd w:val="clear" w:color="auto" w:fill="F1F3F5"/>
@@ -1285,7 +1285,7 @@
     <w:name w:val="StringTok"/>
     <w:basedOn w:val="VerbatimChar"/>
     <w:rPr>
-      <w:rFonts w:ascii="Consolas" w:hAnsi="Consolas"/>
+      <w:rFonts w:ascii="Noto Sans Mono" w:hAnsi="Noto Sans Mono"/>
       <w:color w:val="20794D"/>
       <w:sz w:val="22"/>
       <w:shd w:val="clear" w:color="auto" w:fill="F1F3F5"/>
@@ -1295,7 +1295,7 @@
     <w:name w:val="VerbatimStringTok"/>
     <w:basedOn w:val="VerbatimChar"/>
     <w:rPr>
-      <w:rFonts w:ascii="Consolas" w:hAnsi="Consolas"/>
+      <w:rFonts w:ascii="Noto Sans Mono" w:hAnsi="Noto Sans Mono"/>
       <w:color w:val="20794D"/>
       <w:sz w:val="22"/>
       <w:shd w:val="clear" w:color="auto" w:fill="F1F3F5"/>
@@ -1305,7 +1305,7 @@
     <w:name w:val="SpecialStringTok"/>
     <w:basedOn w:val="VerbatimChar"/>
     <w:rPr>
-      <w:rFonts w:ascii="Consolas" w:hAnsi="Consolas"/>
+      <w:rFonts w:ascii="Noto Sans Mono" w:hAnsi="Noto Sans Mono"/>
       <w:color w:val="20794D"/>
       <w:sz w:val="22"/>
       <w:shd w:val="clear" w:color="auto" w:fill="F1F3F5"/>
@@ -1315,7 +1315,7 @@
     <w:name w:val="ImportTok"/>
     <w:basedOn w:val="VerbatimChar"/>
     <w:rPr>
-      <w:rFonts w:ascii="Consolas" w:hAnsi="Consolas"/>
+      <w:rFonts w:ascii="Noto Sans Mono" w:hAnsi="Noto Sans Mono"/>
       <w:color w:val="00769E"/>
       <w:sz w:val="22"/>
       <w:shd w:val="clear" w:color="auto" w:fill="F1F3F5"/>
@@ -1325,7 +1325,7 @@
     <w:name w:val="CommentTok"/>
     <w:basedOn w:val="VerbatimChar"/>
     <w:rPr>
-      <w:rFonts w:ascii="Consolas" w:hAnsi="Consolas"/>
+      <w:rFonts w:ascii="Noto Sans Mono" w:hAnsi="Noto Sans Mono"/>
       <w:color w:val="5E5E5E"/>
       <w:sz w:val="22"/>
       <w:shd w:val="clear" w:color="auto" w:fill="F1F3F5"/>
@@ -1335,7 +1335,7 @@
     <w:name w:val="DocumentationTok"/>
     <w:basedOn w:val="VerbatimChar"/>
     <w:rPr>
-      <w:rFonts w:ascii="Consolas" w:hAnsi="Consolas"/>
+      <w:rFonts w:ascii="Noto Sans Mono" w:hAnsi="Noto Sans Mono"/>
       <w:i/>
       <w:color w:val="5E5E5E"/>
       <w:sz w:val="22"/>
@@ -1346,7 +1346,7 @@
     <w:name w:val="AnnotationTok"/>
     <w:basedOn w:val="VerbatimChar"/>
     <w:rPr>
-      <w:rFonts w:ascii="Consolas" w:hAnsi="Consolas"/>
+      <w:rFonts w:ascii="Noto Sans Mono" w:hAnsi="Noto Sans Mono"/>
       <w:color w:val="5E5E5E"/>
       <w:sz w:val="22"/>
       <w:shd w:val="clear" w:color="auto" w:fill="F1F3F5"/>
@@ -1356,7 +1356,7 @@
     <w:name w:val="CommentVarTok"/>
     <w:basedOn w:val="VerbatimChar"/>
     <w:rPr>
-      <w:rFonts w:ascii="Consolas" w:hAnsi="Consolas"/>
+      <w:rFonts w:ascii="Noto Sans Mono" w:hAnsi="Noto Sans Mono"/>
       <w:i/>
       <w:color w:val="5E5E5E"/>
       <w:sz w:val="22"/>
@@ -1367,7 +1367,7 @@
     <w:name w:val="OtherTok"/>
     <w:basedOn w:val="VerbatimChar"/>
     <w:rPr>
-      <w:rFonts w:ascii="Consolas" w:hAnsi="Consolas"/>
+      <w:rFonts w:ascii="Noto Sans Mono" w:hAnsi="Noto Sans Mono"/>
       <w:color w:val="003B4F"/>
       <w:sz w:val="22"/>
       <w:shd w:val="clear" w:color="auto" w:fill="F1F3F5"/>
@@ -1377,7 +1377,7 @@
     <w:name w:val="FunctionTok"/>
     <w:basedOn w:val="VerbatimChar"/>
     <w:rPr>
-      <w:rFonts w:ascii="Consolas" w:hAnsi="Consolas"/>
+      <w:rFonts w:ascii="Noto Sans Mono" w:hAnsi="Noto Sans Mono"/>
       <w:color w:val="4758AB"/>
       <w:sz w:val="22"/>
       <w:shd w:val="clear" w:color="auto" w:fill="F1F3F5"/>
@@ -1387,7 +1387,7 @@
     <w:name w:val="VariableTok"/>
     <w:basedOn w:val="VerbatimChar"/>
     <w:rPr>
-      <w:rFonts w:ascii="Consolas" w:hAnsi="Consolas"/>
+      <w:rFonts w:ascii="Noto Sans Mono" w:hAnsi="Noto Sans Mono"/>
       <w:color w:val="111111"/>
       <w:sz w:val="22"/>
       <w:shd w:val="clear" w:color="auto" w:fill="F1F3F5"/>
@@ -1397,7 +1397,7 @@
     <w:name w:val="ControlFlowTok"/>
     <w:basedOn w:val="VerbatimChar"/>
     <w:rPr>
-      <w:rFonts w:ascii="Consolas" w:hAnsi="Consolas"/>
+      <w:rFonts w:ascii="Noto Sans Mono" w:hAnsi="Noto Sans Mono"/>
       <w:b/>
       <w:color w:val="003B4F"/>
       <w:sz w:val="22"/>
@@ -1408,7 +1408,7 @@
     <w:name w:val="OperatorTok"/>
     <w:basedOn w:val="VerbatimChar"/>
     <w:rPr>
-      <w:rFonts w:ascii="Consolas" w:hAnsi="Consolas"/>
+      <w:rFonts w:ascii="Noto Sans Mono" w:hAnsi="Noto Sans Mono"/>
       <w:color w:val="5E5E5E"/>
       <w:sz w:val="22"/>
       <w:shd w:val="clear" w:color="auto" w:fill="F1F3F5"/>
@@ -1418,7 +1418,7 @@
     <w:name w:val="BuiltInTok"/>
     <w:basedOn w:val="VerbatimChar"/>
     <w:rPr>
-      <w:rFonts w:ascii="Consolas" w:hAnsi="Consolas"/>
+      <w:rFonts w:ascii="Noto Sans Mono" w:hAnsi="Noto Sans Mono"/>
       <w:color w:val="003B4F"/>
       <w:sz w:val="22"/>
       <w:shd w:val="clear" w:color="auto" w:fill="F1F3F5"/>
@@ -1428,7 +1428,7 @@
     <w:name w:val="ExtensionTok"/>
     <w:basedOn w:val="VerbatimChar"/>
     <w:rPr>
-      <w:rFonts w:ascii="Consolas" w:hAnsi="Consolas"/>
+      <w:rFonts w:ascii="Noto Sans Mono" w:hAnsi="Noto Sans Mono"/>
       <w:color w:val="003B4F"/>
       <w:sz w:val="22"/>
       <w:shd w:val="clear" w:color="auto" w:fill="F1F3F5"/>
@@ -1438,7 +1438,7 @@
     <w:name w:val="PreprocessorTok"/>
     <w:basedOn w:val="VerbatimChar"/>
     <w:rPr>
-      <w:rFonts w:ascii="Consolas" w:hAnsi="Consolas"/>
+      <w:rFonts w:ascii="Noto Sans Mono" w:hAnsi="Noto Sans Mono"/>
       <w:color w:val="AD0000"/>
       <w:sz w:val="22"/>
       <w:shd w:val="clear" w:color="auto" w:fill="F1F3F5"/>
@@ -1448,7 +1448,7 @@
     <w:name w:val="AttributeTok"/>
     <w:basedOn w:val="VerbatimChar"/>
     <w:rPr>
-      <w:rFonts w:ascii="Consolas" w:hAnsi="Consolas"/>
+      <w:rFonts w:ascii="Noto Sans Mono" w:hAnsi="Noto Sans Mono"/>
       <w:color w:val="657422"/>
       <w:sz w:val="22"/>
       <w:shd w:val="clear" w:color="auto" w:fill="F1F3F5"/>
@@ -1458,7 +1458,7 @@
     <w:name w:val="RegionMarkerTok"/>
     <w:basedOn w:val="VerbatimChar"/>
     <w:rPr>
-      <w:rFonts w:ascii="Consolas" w:hAnsi="Consolas"/>
+      <w:rFonts w:ascii="Noto Sans Mono" w:hAnsi="Noto Sans Mono"/>
       <w:color w:val="003B4F"/>
       <w:sz w:val="22"/>
       <w:shd w:val="clear" w:color="auto" w:fill="F1F3F5"/>
@@ -1468,7 +1468,7 @@
     <w:name w:val="InformationTok"/>
     <w:basedOn w:val="VerbatimChar"/>
     <w:rPr>
-      <w:rFonts w:ascii="Consolas" w:hAnsi="Consolas"/>
+      <w:rFonts w:ascii="Noto Sans Mono" w:hAnsi="Noto Sans Mono"/>
       <w:color w:val="5E5E5E"/>
       <w:sz w:val="22"/>
       <w:shd w:val="clear" w:color="auto" w:fill="F1F3F5"/>
@@ -1478,7 +1478,7 @@
     <w:name w:val="WarningTok"/>
     <w:basedOn w:val="VerbatimChar"/>
     <w:rPr>
-      <w:rFonts w:ascii="Consolas" w:hAnsi="Consolas"/>
+      <w:rFonts w:ascii="Noto Sans Mono" w:hAnsi="Noto Sans Mono"/>
       <w:i/>
       <w:color w:val="5E5E5E"/>
       <w:sz w:val="22"/>
@@ -1489,7 +1489,7 @@
     <w:name w:val="AlertTok"/>
     <w:basedOn w:val="VerbatimChar"/>
     <w:rPr>
-      <w:rFonts w:ascii="Consolas" w:hAnsi="Consolas"/>
+      <w:rFonts w:ascii="Noto Sans Mono" w:hAnsi="Noto Sans Mono"/>
       <w:color w:val="AD0000"/>
       <w:sz w:val="22"/>
       <w:shd w:val="clear" w:color="auto" w:fill="F1F3F5"/>
@@ -1499,7 +1499,7 @@
     <w:name w:val="ErrorTok"/>
     <w:basedOn w:val="VerbatimChar"/>
     <w:rPr>
-      <w:rFonts w:ascii="Consolas" w:hAnsi="Consolas"/>
+      <w:rFonts w:ascii="Noto Sans Mono" w:hAnsi="Noto Sans Mono"/>
       <w:color w:val="AD0000"/>
       <w:sz w:val="22"/>
       <w:shd w:val="clear" w:color="auto" w:fill="F1F3F5"/>
@@ -1509,7 +1509,7 @@
     <w:name w:val="NormalTok"/>
     <w:basedOn w:val="VerbatimChar"/>
     <w:rPr>
-      <w:rFonts w:ascii="Consolas" w:hAnsi="Consolas"/>
+      <w:rFonts w:ascii="Noto Sans Mono" w:hAnsi="Noto Sans Mono"/>
       <w:color w:val="003B4F"/>
       <w:sz w:val="22"/>
       <w:shd w:val="clear" w:color="auto" w:fill="F1F3F5"/>
@@ -1583,14 +1583,14 @@
         <a:srgbClr val="96607D"/>
       </a:folHlink>
     </a:clrScheme>
-    <a:fontScheme name="Source Sans">
+    <a:fontScheme name="Noto Sans">
       <a:majorFont>
-        <a:latin typeface="Source Sans 3"/>
+        <a:latin typeface="Noto Sans"/>
         <a:ea typeface=""/>
         <a:cs typeface=""/>
       </a:majorFont>
       <a:minorFont>
-        <a:latin typeface="Source Sans 3"/>
+        <a:latin typeface="Noto Sans"/>
         <a:ea typeface=""/>
         <a:cs typeface=""/>
       </a:minorFont>
